--- a/Predicting and Classifying Educational Outcomes Using Machine Learning.docx
+++ b/Predicting and Classifying Educational Outcomes Using Machine Learning.docx
@@ -80,11 +80,9 @@
       <w:r>
         <w:t xml:space="preserve"> (NCES), that are related to education. One can use </w:t>
       </w:r>
-      <w:proofErr w:type="gramStart"/>
-      <w:r>
-        <w:t>these publicly</w:t>
-      </w:r>
-      <w:proofErr w:type="gramEnd"/>
+      <w:r>
+        <w:t>publicly</w:t>
+      </w:r>
       <w:r>
         <w:t xml:space="preserve"> available data to do some data analysis and predictions on educational </w:t>
       </w:r>
@@ -539,6 +537,41 @@
       <w:pPr>
         <w:spacing w:line="360" w:lineRule="auto"/>
       </w:pPr>
+      <w:r>
+        <w:tab/>
+        <w:t xml:space="preserve">Furthermore, according to a study published by Yang, Chen &amp; Ogata et. </w:t>
+      </w:r>
+      <w:proofErr w:type="gramStart"/>
+      <w:r>
+        <w:t>al</w:t>
+      </w:r>
+      <w:proofErr w:type="gramEnd"/>
+      <w:r>
+        <w:t xml:space="preserve">., machine learning can be utilized to study students’ learning styles and educational outcomes. They ran clustering on their data and observed that students that were more engaged with the online study system performed better in class. The recommendations for improving the virtual learning environment were to look at how the different student groups were doing and adjust teaching style and learning strategies accordingly. The Educational Data Mining approach and the Learning Analytics approach were proven to be helpful in improving education outcomes. I will admit that including this study slightly detracts from predicting outcomes but rather influencing them, but I feel that may </w:t>
+      </w:r>
+      <w:proofErr w:type="gramStart"/>
+      <w:r>
+        <w:t>actually be</w:t>
+      </w:r>
+      <w:proofErr w:type="gramEnd"/>
+      <w:r>
+        <w:t xml:space="preserve"> effective. This goes to show that machine learning can be implemented in a way that reveals education outcomes and what must be changed to improve them.</w:t>
+      </w:r>
+    </w:p>
+    <w:p>
+      <w:pPr>
+        <w:spacing w:line="360" w:lineRule="auto"/>
+      </w:pPr>
+    </w:p>
+    <w:p>
+      <w:pPr>
+        <w:spacing w:line="360" w:lineRule="auto"/>
+      </w:pPr>
+    </w:p>
+    <w:p>
+      <w:pPr>
+        <w:spacing w:line="360" w:lineRule="auto"/>
+      </w:pPr>
     </w:p>
     <w:p>
       <w:pPr>
@@ -553,6 +586,7 @@
           <w:b/>
           <w:bCs/>
         </w:rPr>
+        <w:lastRenderedPageBreak/>
         <w:t>Methodology</w:t>
       </w:r>
     </w:p>
@@ -564,13 +598,230 @@
           <w:bCs/>
         </w:rPr>
       </w:pPr>
-      <w:r>
-        <w:rPr>
-          <w:b/>
-          <w:bCs/>
-        </w:rPr>
-        <w:t>Materials and data sources</w:t>
-      </w:r>
+    </w:p>
+    <w:p>
+      <w:pPr>
+        <w:spacing w:line="360" w:lineRule="auto"/>
+        <w:ind w:firstLine="720"/>
+      </w:pPr>
+      <w:r>
+        <w:t xml:space="preserve">Now, I will get into what I used for data sources and the ML models that I used for regression. </w:t>
+      </w:r>
+      <w:r>
+        <w:t xml:space="preserve">I utilized the National Center of Education Statistics (NCES) data as my primary source. I used USA census data from 2020, 2010, and 2000 to add feature data that I felt would be beneficial for the regression task of fitting graduation rates. The data I got from the census data includes Urbanization Rate, Poverty Rate, and Median Income. I originally thought to compare between </w:t>
+      </w:r>
+      <w:r>
+        <w:t>years,</w:t>
+      </w:r>
+      <w:r>
+        <w:t xml:space="preserve"> but it seems there was not enough data to do the regression analysis, so I just tagged year to each data row. </w:t>
+      </w:r>
+      <w:r>
+        <w:t xml:space="preserve">Some imputation was necessary due to missing data. I used averages to fill in that data. </w:t>
+      </w:r>
+      <w:r>
+        <w:t xml:space="preserve">Also, since state data was categorical, I found it beneficial to one-hot encode the state data into 51 columns. It is 51 because I included DC in the data even though it is not actually a state. </w:t>
+      </w:r>
+      <w:r>
+        <w:t xml:space="preserve">The features that were included in the regression include: Total Expenditures, Teacher Salary, student-teacher ratio, </w:t>
+      </w:r>
+      <w:r>
+        <w:t>per pupil spending, Urbanization Rate, Poverty Rate, and Median Income</w:t>
+      </w:r>
+      <w:r>
+        <w:t>, and State (one-hot encoded)</w:t>
+      </w:r>
+      <w:r>
+        <w:t xml:space="preserve">. </w:t>
+      </w:r>
+    </w:p>
+    <w:p>
+      <w:pPr>
+        <w:spacing w:line="360" w:lineRule="auto"/>
+        <w:ind w:firstLine="720"/>
+      </w:pPr>
+      <w:r>
+        <w:t xml:space="preserve">Before running ML models, I did some preprocessing and </w:t>
+      </w:r>
+      <w:proofErr w:type="gramStart"/>
+      <w:r>
+        <w:t>exploratory</w:t>
+      </w:r>
+      <w:proofErr w:type="gramEnd"/>
+      <w:r>
+        <w:t xml:space="preserve"> data analysis. Some of the features had multi collinearity issues. I found it beneficial to omit the Teacher Salary from the data since it was almost a 1 to 1 correlation with Total Expenditures.</w:t>
+      </w:r>
+      <w:r>
+        <w:t xml:space="preserve"> </w:t>
+      </w:r>
+      <w:r>
+        <w:t xml:space="preserve">It seems that even from the preliminary exploratory data analysis population and total spending is not what </w:t>
+      </w:r>
+      <w:proofErr w:type="gramStart"/>
+      <w:r>
+        <w:t>graduates</w:t>
+      </w:r>
+      <w:proofErr w:type="gramEnd"/>
+      <w:r>
+        <w:t xml:space="preserve"> students but rather targeted resources</w:t>
+      </w:r>
+      <w:r>
+        <w:t xml:space="preserve"> do</w:t>
+      </w:r>
+      <w:r>
+        <w:t xml:space="preserve">. </w:t>
+      </w:r>
+      <w:r>
+        <w:t>Also,</w:t>
+      </w:r>
+      <w:r>
+        <w:t xml:space="preserve"> I used Standard Scaler to normalize the data before running ML models on it.</w:t>
+      </w:r>
+      <w:r>
+        <w:t xml:space="preserve"> I mapped the features on histograms </w:t>
+      </w:r>
+      <w:r>
+        <w:t>and</w:t>
+      </w:r>
+      <w:r>
+        <w:t xml:space="preserve"> did a correlation matrix. There</w:t>
+      </w:r>
+      <w:r>
+        <w:t xml:space="preserve"> </w:t>
+      </w:r>
+      <w:r>
+        <w:t>were plenty of negativ</w:t>
+      </w:r>
+      <w:r>
+        <w:t xml:space="preserve">e </w:t>
+      </w:r>
+      <w:r>
+        <w:t>correlations mixed in with the positive correlations according to this matrix, which I found interesting.</w:t>
+      </w:r>
+      <w:r>
+        <w:t xml:space="preserve"> </w:t>
+      </w:r>
+    </w:p>
+    <w:p>
+      <w:pPr>
+        <w:spacing w:line="360" w:lineRule="auto"/>
+        <w:ind w:firstLine="720"/>
+      </w:pPr>
+      <w:r>
+        <w:t xml:space="preserve">The ML models I used included some linear models and tree-based models. These </w:t>
+      </w:r>
+      <w:r>
+        <w:t>include</w:t>
+      </w:r>
+      <w:r>
+        <w:t xml:space="preserve"> </w:t>
+      </w:r>
+      <w:r>
+        <w:t>L</w:t>
+      </w:r>
+      <w:r>
+        <w:t xml:space="preserve">inear </w:t>
+      </w:r>
+      <w:r>
+        <w:t>R</w:t>
+      </w:r>
+      <w:r>
+        <w:t xml:space="preserve">egression, Bayesian Regression, Random Forest, and </w:t>
+      </w:r>
+      <w:proofErr w:type="spellStart"/>
+      <w:r>
+        <w:t>XGBoost</w:t>
+      </w:r>
+      <w:proofErr w:type="spellEnd"/>
+      <w:r>
+        <w:t>. I picked these models from what I found in the literature and what worked for those researchers.</w:t>
+      </w:r>
+      <w:r>
+        <w:t xml:space="preserve"> I set up the ML models according to Google’s ML best practices (7). </w:t>
+      </w:r>
+      <w:r>
+        <w:t xml:space="preserve">Linear Regression in this </w:t>
+      </w:r>
+      <w:r>
+        <w:lastRenderedPageBreak/>
+        <w:t>case literally fits best line given the features that were given.</w:t>
+      </w:r>
+      <w:r>
+        <w:t xml:space="preserve"> Bayesian Regression is a probabilistic version of linear regression in that regularization terms are added. It assumes that smaller weights are more probable and does not do point estimates. In addition to those linear methods, I used tree-based models too. Random Forest </w:t>
+      </w:r>
+      <w:r>
+        <w:t>builds multiple decision trees using bootstrap sampling and features averaging to predict continuous values with high accuracy and reduced overfitting</w:t>
+      </w:r>
+      <w:r>
+        <w:t xml:space="preserve">. </w:t>
+      </w:r>
+      <w:proofErr w:type="spellStart"/>
+      <w:r>
+        <w:t>XGBoost</w:t>
+      </w:r>
+      <w:proofErr w:type="spellEnd"/>
+      <w:r>
+        <w:t xml:space="preserve"> also uses the ensemble technique, but instead of bootstrap sampling, </w:t>
+      </w:r>
+      <w:proofErr w:type="spellStart"/>
+      <w:r>
+        <w:t>XGBoost</w:t>
+      </w:r>
+      <w:proofErr w:type="spellEnd"/>
+      <w:r>
+        <w:t xml:space="preserve"> </w:t>
+      </w:r>
+      <w:r>
+        <w:t>builds an ensemble of decision trees sequentially, with each new tree correcting the errors (residuals) of the previous ones</w:t>
+      </w:r>
+      <w:r>
+        <w:t xml:space="preserve">. The linear models compared to the </w:t>
+      </w:r>
+      <w:proofErr w:type="gramStart"/>
+      <w:r>
+        <w:t>tree</w:t>
+      </w:r>
+      <w:proofErr w:type="gramEnd"/>
+      <w:r>
+        <w:t xml:space="preserve">-based models had different results which I will </w:t>
+      </w:r>
+      <w:r>
+        <w:t>mention</w:t>
+      </w:r>
+      <w:r>
+        <w:t xml:space="preserve"> in the Results section of this paper.</w:t>
+      </w:r>
+      <w:r>
+        <w:t xml:space="preserve"> I did cross validation each time before fitting the models so that the models could generalize better. After the models are fitted and graphed, I </w:t>
+      </w:r>
+      <w:proofErr w:type="gramStart"/>
+      <w:r>
+        <w:t>looked into</w:t>
+      </w:r>
+      <w:proofErr w:type="gramEnd"/>
+      <w:r>
+        <w:t xml:space="preserve"> feature importance.</w:t>
+      </w:r>
+      <w:r>
+        <w:t xml:space="preserve"> For evaluation of the models, I used RMSE, average RMSE score from the cross validation and R2 score.</w:t>
+      </w:r>
+      <w:r>
+        <w:t xml:space="preserve"> One additional note is that I </w:t>
+      </w:r>
+      <w:proofErr w:type="gramStart"/>
+      <w:r>
+        <w:t>log</w:t>
+      </w:r>
+      <w:proofErr w:type="gramEnd"/>
+      <w:r>
+        <w:t xml:space="preserve"> transformed the feature Total Expenditures to get better results. </w:t>
+      </w:r>
+    </w:p>
+    <w:p>
+      <w:pPr>
+        <w:spacing w:line="360" w:lineRule="auto"/>
+        <w:ind w:firstLine="720"/>
+      </w:pPr>
     </w:p>
     <w:p>
       <w:pPr>
@@ -588,6 +839,223 @@
         <w:t>Results</w:t>
       </w:r>
     </w:p>
+    <w:p/>
+    <w:p>
+      <w:pPr>
+        <w:spacing w:line="360" w:lineRule="auto"/>
+      </w:pPr>
+      <w:r>
+        <w:tab/>
+      </w:r>
+      <w:r>
+        <w:t xml:space="preserve">As aforementioned in the previous section, linear models and tree-based models had varying results and findings. I fitted the models, graphed the relationships between actual and predicted values, and looked at the coefficients for the columns of the linear models. Looking at the graphs (figures 1 and 2) for the Bayesian Ridge Model and the linear regression model, a line does a good job of fitting the data. </w:t>
+      </w:r>
+    </w:p>
+    <w:p>
+      <w:pPr>
+        <w:spacing w:line="360" w:lineRule="auto"/>
+      </w:pPr>
+      <w:r>
+        <w:rPr>
+          <w:noProof/>
+        </w:rPr>
+        <w:lastRenderedPageBreak/>
+        <w:drawing>
+          <wp:inline distT="0" distB="0" distL="0" distR="0" wp14:anchorId="01C7E50B" wp14:editId="257A1A73">
+            <wp:extent cx="5943600" cy="3190240"/>
+            <wp:effectExtent l="0" t="0" r="0" b="0"/>
+            <wp:docPr id="2096081004" name="Picture 1"/>
+            <wp:cNvGraphicFramePr>
+              <a:graphicFrameLocks xmlns:a="http://schemas.openxmlformats.org/drawingml/2006/main" noChangeAspect="1"/>
+            </wp:cNvGraphicFramePr>
+            <a:graphic xmlns:a="http://schemas.openxmlformats.org/drawingml/2006/main">
+              <a:graphicData uri="http://schemas.openxmlformats.org/drawingml/2006/picture">
+                <pic:pic xmlns:pic="http://schemas.openxmlformats.org/drawingml/2006/picture">
+                  <pic:nvPicPr>
+                    <pic:cNvPr id="2096081004" name=""/>
+                    <pic:cNvPicPr/>
+                  </pic:nvPicPr>
+                  <pic:blipFill>
+                    <a:blip r:embed="rId5"/>
+                    <a:stretch>
+                      <a:fillRect/>
+                    </a:stretch>
+                  </pic:blipFill>
+                  <pic:spPr>
+                    <a:xfrm>
+                      <a:off x="0" y="0"/>
+                      <a:ext cx="5943600" cy="3190240"/>
+                    </a:xfrm>
+                    <a:prstGeom prst="rect">
+                      <a:avLst/>
+                    </a:prstGeom>
+                  </pic:spPr>
+                </pic:pic>
+              </a:graphicData>
+            </a:graphic>
+          </wp:inline>
+        </w:drawing>
+      </w:r>
+    </w:p>
+    <w:p>
+      <w:pPr>
+        <w:spacing w:line="360" w:lineRule="auto"/>
+        <w:jc w:val="center"/>
+      </w:pPr>
+      <w:r>
+        <w:t>Fig 1</w:t>
+      </w:r>
+      <w:r>
+        <w:t>: Linear Model</w:t>
+      </w:r>
+    </w:p>
+    <w:p>
+      <w:pPr>
+        <w:spacing w:line="360" w:lineRule="auto"/>
+      </w:pPr>
+    </w:p>
+    <w:p>
+      <w:pPr>
+        <w:spacing w:line="360" w:lineRule="auto"/>
+      </w:pPr>
+      <w:r>
+        <w:rPr>
+          <w:noProof/>
+        </w:rPr>
+        <w:drawing>
+          <wp:inline distT="0" distB="0" distL="0" distR="0" wp14:anchorId="50D52E84" wp14:editId="5F6C81AE">
+            <wp:extent cx="5943600" cy="3190240"/>
+            <wp:effectExtent l="0" t="0" r="0" b="0"/>
+            <wp:docPr id="943774880" name="Picture 1"/>
+            <wp:cNvGraphicFramePr>
+              <a:graphicFrameLocks xmlns:a="http://schemas.openxmlformats.org/drawingml/2006/main" noChangeAspect="1"/>
+            </wp:cNvGraphicFramePr>
+            <a:graphic xmlns:a="http://schemas.openxmlformats.org/drawingml/2006/main">
+              <a:graphicData uri="http://schemas.openxmlformats.org/drawingml/2006/picture">
+                <pic:pic xmlns:pic="http://schemas.openxmlformats.org/drawingml/2006/picture">
+                  <pic:nvPicPr>
+                    <pic:cNvPr id="943774880" name=""/>
+                    <pic:cNvPicPr/>
+                  </pic:nvPicPr>
+                  <pic:blipFill>
+                    <a:blip r:embed="rId6"/>
+                    <a:stretch>
+                      <a:fillRect/>
+                    </a:stretch>
+                  </pic:blipFill>
+                  <pic:spPr>
+                    <a:xfrm>
+                      <a:off x="0" y="0"/>
+                      <a:ext cx="5943600" cy="3190240"/>
+                    </a:xfrm>
+                    <a:prstGeom prst="rect">
+                      <a:avLst/>
+                    </a:prstGeom>
+                  </pic:spPr>
+                </pic:pic>
+              </a:graphicData>
+            </a:graphic>
+          </wp:inline>
+        </w:drawing>
+      </w:r>
+    </w:p>
+    <w:p>
+      <w:pPr>
+        <w:spacing w:line="360" w:lineRule="auto"/>
+        <w:jc w:val="center"/>
+      </w:pPr>
+      <w:r>
+        <w:t>Fig 2</w:t>
+      </w:r>
+      <w:r>
+        <w:t>: Bayesian Ridge Model</w:t>
+      </w:r>
+    </w:p>
+    <w:p>
+      <w:pPr>
+        <w:spacing w:line="360" w:lineRule="auto"/>
+      </w:pPr>
+    </w:p>
+    <w:p>
+      <w:pPr>
+        <w:spacing w:line="360" w:lineRule="auto"/>
+        <w:ind w:firstLine="720"/>
+      </w:pPr>
+      <w:r>
+        <w:lastRenderedPageBreak/>
+        <w:t xml:space="preserve">For the linear model, the average CV RMSE score is 5.56, the final test RMSE score is 3.90, and the R2 score is 0.80. This would mean that linear model is doing a good job of fitting the data, and r2 score of 0.80 means at least 80% of the variance in the data can be explained using it. The Feature Coefficients are per-pupil_spending: 3.366397, student_teacher_ratio: 0.888280, Median_Income: 0.726024, Poverty Rate: -2.646529, Urbanization: -2.867704. </w:t>
+      </w:r>
+    </w:p>
+    <w:p>
+      <w:pPr>
+        <w:spacing w:line="360" w:lineRule="auto"/>
+        <w:ind w:firstLine="720"/>
+      </w:pPr>
+      <w:r>
+        <w:t xml:space="preserve">For the Bayesian Ridge model, the average CV RMSE score is 5.70, the final test RMSE score is 3.80, and the R2 score is 0.80. This would mean that the Bayesian Ridge model is doing a good job of fitting the data, and r2 score of 0.81 means at least 81% of the variance in the data can be explained using it. The Feature Coefficients are per-pupil_spending: 2.847478, student_teacher_ratio: 1.099806, Median_Income: 0.519408, Poverty Rate: -2.250826, Urbanization: -2.571784. </w:t>
+      </w:r>
+    </w:p>
+    <w:p>
+      <w:pPr>
+        <w:spacing w:line="360" w:lineRule="auto"/>
+        <w:ind w:firstLine="720"/>
+      </w:pPr>
+      <w:r>
+        <w:t>For the Random Forest Regressor model, the average CV RMSE score is 6.27, the final test RMSE score is 5.65, and the R2 score is 0.59. The poor R2 score points out that Random Forest Regressor does not do a good job of fitting the data. Feature coefficients cannot be extracted from the Random Forest Regressor.</w:t>
+      </w:r>
+    </w:p>
+    <w:p>
+      <w:pPr>
+        <w:spacing w:line="360" w:lineRule="auto"/>
+        <w:ind w:firstLine="720"/>
+      </w:pPr>
+      <w:r>
+        <w:t xml:space="preserve">For the </w:t>
+      </w:r>
+      <w:proofErr w:type="spellStart"/>
+      <w:r>
+        <w:t>XGBoost</w:t>
+      </w:r>
+      <w:proofErr w:type="spellEnd"/>
+      <w:r>
+        <w:t xml:space="preserve"> Regressor model, the average CV RMSE score is 6.30, the final test RMSE score is 5.13, and the R2 score is 0.66. The poor R2 score points out that Random Forest Regressor does not do a good job of fitting the data. Feature coefficients cannot be extracted from the </w:t>
+      </w:r>
+      <w:proofErr w:type="spellStart"/>
+      <w:r>
+        <w:t>XGBoost</w:t>
+      </w:r>
+      <w:proofErr w:type="spellEnd"/>
+      <w:r>
+        <w:t xml:space="preserve"> Regressor.</w:t>
+      </w:r>
+    </w:p>
+    <w:p>
+      <w:pPr>
+        <w:spacing w:line="360" w:lineRule="auto"/>
+        <w:ind w:firstLine="720"/>
+      </w:pPr>
+      <w:r>
+        <w:t>The coefficients</w:t>
+      </w:r>
+      <w:r>
+        <w:t xml:space="preserve"> for both linear models</w:t>
+      </w:r>
+      <w:r>
+        <w:t xml:space="preserve"> signify that per-pupil spending is a very crucial factor in education outcomes and so are poverty rate and urbanization rate. The data seems to be repeating the message that spending alone is not the solution for higher graduation rates rather targeted resources is.</w:t>
+      </w:r>
+    </w:p>
+    <w:p>
+      <w:pPr>
+        <w:spacing w:line="360" w:lineRule="auto"/>
+      </w:pPr>
+    </w:p>
+    <w:p>
+      <w:pPr>
+        <w:spacing w:line="360" w:lineRule="auto"/>
+      </w:pPr>
+    </w:p>
+    <w:p/>
+    <w:p/>
     <w:p>
       <w:pPr>
         <w:jc w:val="center"/>
